--- a/t34_s2.docx
+++ b/t34_s2.docx
@@ -3,2348 +3,998 @@
 <w:document xmlns:wpc="http://schemas.microsoft.com/office/word/2010/wordprocessingCanvas" xmlns:mo="http://schemas.microsoft.com/office/mac/office/2008/main" xmlns:mc="http://schemas.openxmlformats.org/markup-compatibility/2006" xmlns:mv="urn:schemas-microsoft-com:mac:vml" xmlns:o="urn:schemas-microsoft-com:office:office" xmlns:r="http://schemas.openxmlformats.org/officeDocument/2006/relationships" xmlns:m="http://schemas.openxmlformats.org/officeDocument/2006/math" xmlns:v="urn:schemas-microsoft-com:vml" xmlns:wp14="http://schemas.microsoft.com/office/word/2010/wordprocessingDrawing" xmlns:wp="http://schemas.openxmlformats.org/drawingml/2006/wordprocessingDrawing" xmlns:w10="urn:schemas-microsoft-com:office:word" xmlns:w="http://schemas.openxmlformats.org/wordprocessingml/2006/main" xmlns:w14="http://schemas.microsoft.com/office/word/2010/wordml" xmlns:wpg="http://schemas.microsoft.com/office/word/2010/wordprocessingGroup" xmlns:wpi="http://schemas.microsoft.com/office/word/2010/wordprocessingInk" xmlns:wne="http://schemas.microsoft.com/office/word/2006/wordml" xmlns:wps="http://schemas.microsoft.com/office/word/2010/wordprocessingShape" mc:Ignorable="w14 wp14">
   <w:body>
     <w:p>
-      <w:pPr>
-        <w:spacing w:after="40" w:before="120"/>
-      </w:pPr>
       <w:r>
-        <w:rPr>
-          <w:b w:val="0"/>
-          <w:i w:val="0"/>
-          <w:sz w:val="22"/>
-        </w:rPr>
-        <w:t>Question: A client with multiple sclerosis reports worsening weakness and blurred vision after taking a hot shower. Which instruction should the nurse give?</w:t>
+        <w:t xml:space="preserve">Question: A client with a diagnosis of brain injury has a Glasgow Coma Scale score of 6. The nurse should:</w:t>
       </w:r>
     </w:p>
     <w:p>
-      <w:pPr>
-        <w:spacing w:after="0" w:before="0"/>
-      </w:pPr>
       <w:r>
-        <w:rPr>
-          <w:b w:val="0"/>
-          <w:i w:val="0"/>
-          <w:sz w:val="22"/>
-        </w:rPr>
-        <w:t>(a) Avoid heat exposure such as hot showers and saunas, which worsen symptoms</w:t>
+        <w:t xml:space="preserve">(a) Initiate airway protection and monitor closely — this indicates severe impairment</w:t>
       </w:r>
     </w:p>
     <w:p>
-      <w:pPr>
-        <w:spacing w:after="0" w:before="0"/>
-      </w:pPr>
       <w:r>
-        <w:rPr>
-          <w:b w:val="0"/>
-          <w:i w:val="0"/>
-          <w:sz w:val="22"/>
-        </w:rPr>
-        <w:t>(b) Take frequent hot baths to relax the muscles</w:t>
+        <w:t xml:space="preserve">(b) Document this as a normal score</w:t>
       </w:r>
     </w:p>
     <w:p>
-      <w:pPr>
-        <w:spacing w:after="0" w:before="0"/>
-      </w:pPr>
       <w:r>
-        <w:rPr>
-          <w:b w:val="0"/>
-          <w:i w:val="0"/>
-          <w:sz w:val="22"/>
-        </w:rPr>
-        <w:t>(c) Increase physical activity during flares</w:t>
+        <w:t xml:space="preserve">(c) Discharge the client</w:t>
       </w:r>
     </w:p>
     <w:p>
-      <w:pPr>
-        <w:spacing w:after="0" w:before="0"/>
-      </w:pPr>
       <w:r>
-        <w:rPr>
-          <w:b w:val="0"/>
-          <w:i w:val="0"/>
-          <w:sz w:val="22"/>
-        </w:rPr>
-        <w:t>(d) Stop all medications during hot weather</w:t>
+        <w:t xml:space="preserve">(d) Allow the client to ambulate</w:t>
       </w:r>
     </w:p>
     <w:p>
-      <w:pPr>
-        <w:spacing w:after="0" w:before="40"/>
-      </w:pPr>
       <w:r>
-        <w:rPr>
-          <w:b/>
-          <w:i w:val="0"/>
-          <w:sz w:val="22"/>
-        </w:rPr>
-        <w:t>Answer: a</w:t>
+        <w:t xml:space="preserve">Answer: a</w:t>
       </w:r>
     </w:p>
     <w:p>
-      <w:pPr>
-        <w:spacing w:after="0" w:before="0"/>
-      </w:pPr>
       <w:r>
-        <w:rPr>
-          <w:b w:val="0"/>
-          <w:i w:val="0"/>
-          <w:sz w:val="21"/>
-        </w:rPr>
-        <w:t>Solution: Heat worsens MS symptoms (Uhthoff phenomenon); clients should avoid hot showers, saunas, and excessive heat, rest during flares, and avoid fatigue. Cooling measures may help.</w:t>
+        <w:t xml:space="preserve">Solution: A GCS of 6 indicates severe neurologic impairment; the nurse protects the airway, monitors vital signs and ICP, and reports to the physician. Normal GCS is 15.</w:t>
       </w:r>
     </w:p>
     <w:p>
-      <w:pPr>
-        <w:spacing w:after="0" w:before="0"/>
-      </w:pPr>
       <w:r>
-        <w:rPr>
-          <w:b w:val="0"/>
-          <w:i w:val="0"/>
-          <w:sz w:val="20"/>
-        </w:rPr>
-        <w:t>Positive Marks: 1</w:t>
+        <w:t xml:space="preserve">Positive Marks: 1</w:t>
       </w:r>
     </w:p>
     <w:p>
-      <w:pPr>
-        <w:spacing w:after="160" w:before="0"/>
-      </w:pPr>
       <w:r>
-        <w:rPr>
-          <w:b w:val="0"/>
-          <w:i w:val="0"/>
-          <w:sz w:val="20"/>
-        </w:rPr>
-        <w:t>Negative Marks: 0.25</w:t>
+        <w:t xml:space="preserve">Negative Marks: 0.25</w:t>
       </w:r>
     </w:p>
     <w:p>
-      <w:pPr>
-        <w:spacing w:after="40" w:before="120"/>
-      </w:pPr>
       <w:r>
-        <w:rPr>
-          <w:b w:val="0"/>
-          <w:i w:val="0"/>
-          <w:sz w:val="22"/>
-        </w:rPr>
-        <w:t>Question: A client with Guillain-Barré syndrome has ascending weakness that has now reached the chest and reports difficulty breathing. Which nursing action is the priority?</w:t>
+        <w:t xml:space="preserve"/>
       </w:r>
     </w:p>
     <w:p>
-      <w:pPr>
-        <w:spacing w:after="0" w:before="0"/>
-      </w:pPr>
       <w:r>
-        <w:rPr>
-          <w:b w:val="0"/>
-          <w:i w:val="0"/>
-          <w:sz w:val="22"/>
-        </w:rPr>
-        <w:t>(a) Monitor respiratory status closely and prepare for possible ventilatory support</w:t>
+        <w:t xml:space="preserve">Question: A client is admitted with a diagnosis of acute pyelonephritis. Which nursing intervention is most important?</w:t>
       </w:r>
     </w:p>
     <w:p>
-      <w:pPr>
-        <w:spacing w:after="0" w:before="0"/>
-      </w:pPr>
       <w:r>
-        <w:rPr>
-          <w:b w:val="0"/>
-          <w:i w:val="0"/>
-          <w:sz w:val="22"/>
-        </w:rPr>
-        <w:t>(b) Encourage vigorous ambulation to strengthen muscles</w:t>
+        <w:t xml:space="preserve">(a) Encourage fluid intake and administer antibiotics as ordered</w:t>
       </w:r>
     </w:p>
     <w:p>
-      <w:pPr>
-        <w:spacing w:after="0" w:before="0"/>
-      </w:pPr>
       <w:r>
-        <w:rPr>
-          <w:b w:val="0"/>
-          <w:i w:val="0"/>
-          <w:sz w:val="22"/>
-        </w:rPr>
-        <w:t>(c) Administer oral corticosteroids immediately</w:t>
+        <w:t xml:space="preserve">(b) Restrict fluids</w:t>
       </w:r>
     </w:p>
     <w:p>
-      <w:pPr>
-        <w:spacing w:after="0" w:before="0"/>
-      </w:pPr>
       <w:r>
-        <w:rPr>
-          <w:b w:val="0"/>
-          <w:i w:val="0"/>
-          <w:sz w:val="22"/>
-        </w:rPr>
-        <w:t>(d) Place the client in Trendelenburg position</w:t>
+        <w:t xml:space="preserve">(c) Discontinue antibiotics once the fever resolves</w:t>
       </w:r>
     </w:p>
     <w:p>
-      <w:pPr>
-        <w:spacing w:after="0" w:before="40"/>
-      </w:pPr>
       <w:r>
-        <w:rPr>
-          <w:b/>
-          <w:i w:val="0"/>
-          <w:sz w:val="22"/>
-        </w:rPr>
-        <w:t>Answer: a</w:t>
+        <w:t xml:space="preserve">(d) Apply heat to the flank only</w:t>
       </w:r>
     </w:p>
     <w:p>
-      <w:pPr>
-        <w:spacing w:after="0" w:before="0"/>
-      </w:pPr>
       <w:r>
-        <w:rPr>
-          <w:b w:val="0"/>
-          <w:i w:val="0"/>
-          <w:sz w:val="21"/>
-        </w:rPr>
-        <w:t>Solution: GBS can progress to respiratory muscle paralysis; close monitoring of vital capacity, breath sounds, and oxygen saturation with readiness for intubation is the priority. Ambulation is avoided during acute ascending weakness.</w:t>
+        <w:t xml:space="preserve">Answer: a</w:t>
       </w:r>
     </w:p>
     <w:p>
-      <w:pPr>
-        <w:spacing w:after="0" w:before="0"/>
-      </w:pPr>
       <w:r>
-        <w:rPr>
-          <w:b w:val="0"/>
-          <w:i w:val="0"/>
-          <w:sz w:val="20"/>
-        </w:rPr>
-        <w:t>Positive Marks: 1</w:t>
+        <w:t xml:space="preserve">Solution: Fluids flush the urinary tract, and the full antibiotic course treats the infection. The client is monitored for fever, flank pain, and urine output.</w:t>
       </w:r>
     </w:p>
     <w:p>
-      <w:pPr>
-        <w:spacing w:after="160" w:before="0"/>
-      </w:pPr>
       <w:r>
-        <w:rPr>
-          <w:b w:val="0"/>
-          <w:i w:val="0"/>
-          <w:sz w:val="20"/>
-        </w:rPr>
-        <w:t>Negative Marks: 0.25</w:t>
+        <w:t xml:space="preserve">Positive Marks: 1</w:t>
       </w:r>
     </w:p>
     <w:p>
-      <w:pPr>
-        <w:spacing w:after="40" w:before="120"/>
-      </w:pPr>
       <w:r>
-        <w:rPr>
-          <w:b w:val="0"/>
-          <w:i w:val="0"/>
-          <w:sz w:val="22"/>
-        </w:rPr>
-        <w:t>Question: A client with myasthenia gravis has ptosis, diplopia, and muscle weakness that worsens by evening. Which statement best explains this pattern?</w:t>
+        <w:t xml:space="preserve">Negative Marks: 0.25</w:t>
       </w:r>
     </w:p>
     <w:p>
-      <w:pPr>
-        <w:spacing w:after="0" w:before="0"/>
-      </w:pPr>
       <w:r>
-        <w:rPr>
-          <w:b w:val="0"/>
-          <w:i w:val="0"/>
-          <w:sz w:val="22"/>
-        </w:rPr>
-        <w:t>(a) Muscle weakness increases with activity and improves with rest, due to impaired neuromuscular transmission</w:t>
+        <w:t xml:space="preserve"/>
       </w:r>
     </w:p>
     <w:p>
-      <w:pPr>
-        <w:spacing w:after="0" w:before="0"/>
-      </w:pPr>
       <w:r>
-        <w:rPr>
-          <w:b w:val="0"/>
-          <w:i w:val="0"/>
-          <w:sz w:val="22"/>
-        </w:rPr>
-        <w:t>(b) Weakness is constant and unrelated to activity</w:t>
+        <w:t xml:space="preserve">Question: A nurse is teaching a client with a diagnosis of diabetes about sick-day management. Which instruction is correct?</w:t>
       </w:r>
     </w:p>
     <w:p>
-      <w:pPr>
-        <w:spacing w:after="0" w:before="0"/>
-      </w:pPr>
       <w:r>
-        <w:rPr>
-          <w:b w:val="0"/>
-          <w:i w:val="0"/>
-          <w:sz w:val="22"/>
-        </w:rPr>
-        <w:t>(c) Symptoms occur only in the morning</w:t>
+        <w:t xml:space="preserve">(a) Continue taking insulin and check blood glucose more often when ill</w:t>
       </w:r>
     </w:p>
     <w:p>
-      <w:pPr>
-        <w:spacing w:after="0" w:before="0"/>
-      </w:pPr>
       <w:r>
-        <w:rPr>
-          <w:b w:val="0"/>
-          <w:i w:val="0"/>
-          <w:sz w:val="22"/>
-        </w:rPr>
-        <w:t>(d) The disorder is caused by excess acetylcholine</w:t>
+        <w:t xml:space="preserve">(b) Stop insulin when not eating</w:t>
       </w:r>
     </w:p>
     <w:p>
-      <w:pPr>
-        <w:spacing w:after="0" w:before="40"/>
-      </w:pPr>
       <w:r>
-        <w:rPr>
-          <w:b/>
-          <w:i w:val="0"/>
-          <w:sz w:val="22"/>
-        </w:rPr>
-        <w:t>Answer: a</w:t>
+        <w:t xml:space="preserve">(c) Drink only plain water</w:t>
       </w:r>
     </w:p>
     <w:p>
-      <w:pPr>
-        <w:spacing w:after="0" w:before="0"/>
-      </w:pPr>
       <w:r>
-        <w:rPr>
-          <w:b w:val="0"/>
-          <w:i w:val="0"/>
-          <w:sz w:val="21"/>
-        </w:rPr>
-        <w:t>Solution: Myasthenia gravis is an autoimmune disorder of neuromuscular transmission (antibodies to acetylcholine receptors) causing fatigable weakness that worsens with use and improves with rest—hence worse by evening. Treatment includes anticholinesterases.</w:t>
+        <w:t xml:space="preserve">(d) Avoid checking glucose during illness</w:t>
       </w:r>
     </w:p>
     <w:p>
-      <w:pPr>
-        <w:spacing w:after="0" w:before="0"/>
-      </w:pPr>
       <w:r>
-        <w:rPr>
-          <w:b w:val="0"/>
-          <w:i w:val="0"/>
-          <w:sz w:val="20"/>
-        </w:rPr>
-        <w:t>Positive Marks: 1</w:t>
+        <w:t xml:space="preserve">Answer: a</w:t>
       </w:r>
     </w:p>
     <w:p>
-      <w:pPr>
-        <w:spacing w:after="160" w:before="0"/>
-      </w:pPr>
       <w:r>
-        <w:rPr>
-          <w:b w:val="0"/>
-          <w:i w:val="0"/>
-          <w:sz w:val="20"/>
-        </w:rPr>
-        <w:t>Negative Marks: 0.25</w:t>
+        <w:t xml:space="preserve">Solution: During illness, glucose can rise; insulin is continued (doses may need adjustment), glucose is checked more frequently, and fluids are taken to prevent dehydration.</w:t>
       </w:r>
     </w:p>
     <w:p>
-      <w:pPr>
-        <w:spacing w:after="40" w:before="120"/>
-      </w:pPr>
       <w:r>
-        <w:rPr>
-          <w:b w:val="0"/>
-          <w:i w:val="0"/>
-          <w:sz w:val="22"/>
-        </w:rPr>
-        <w:t>Question: Which instruction is essential for a client after total hip replacement surgery?</w:t>
+        <w:t xml:space="preserve">Positive Marks: 1</w:t>
       </w:r>
     </w:p>
     <w:p>
-      <w:pPr>
-        <w:spacing w:after="0" w:before="0"/>
-      </w:pPr>
       <w:r>
-        <w:rPr>
-          <w:b w:val="0"/>
-          <w:i w:val="0"/>
-          <w:sz w:val="22"/>
-        </w:rPr>
-        <w:t>(a) Keep a pillow between the legs and avoid bending the hip beyond 90 degrees</w:t>
+        <w:t xml:space="preserve">Negative Marks: 0.25</w:t>
       </w:r>
     </w:p>
     <w:p>
-      <w:pPr>
-        <w:spacing w:after="0" w:before="0"/>
-      </w:pPr>
       <w:r>
-        <w:rPr>
-          <w:b w:val="0"/>
-          <w:i w:val="0"/>
-          <w:sz w:val="22"/>
-        </w:rPr>
-        <w:t>(b) Cross the legs at the ankles for comfort</w:t>
+        <w:t xml:space="preserve"/>
       </w:r>
     </w:p>
     <w:p>
-      <w:pPr>
-        <w:spacing w:after="0" w:before="0"/>
-      </w:pPr>
       <w:r>
-        <w:rPr>
-          <w:b w:val="0"/>
-          <w:i w:val="0"/>
-          <w:sz w:val="22"/>
-        </w:rPr>
-        <w:t>(c) Bend forward at the waist to pick up objects</w:t>
+        <w:t xml:space="preserve">Question: A client with a diagnosis of cirrhosis is prescribed a low-sodium diet. Which food should the client avoid?</w:t>
       </w:r>
     </w:p>
     <w:p>
-      <w:pPr>
-        <w:spacing w:after="0" w:before="0"/>
-      </w:pPr>
       <w:r>
-        <w:rPr>
-          <w:b w:val="0"/>
-          <w:i w:val="0"/>
-          <w:sz w:val="22"/>
-        </w:rPr>
-        <w:t>(d) Lie on the operative side with the hip adducted</w:t>
+        <w:t xml:space="preserve">(a) Canned soups and processed meats</w:t>
       </w:r>
     </w:p>
     <w:p>
-      <w:pPr>
-        <w:spacing w:after="0" w:before="40"/>
-      </w:pPr>
       <w:r>
-        <w:rPr>
-          <w:b/>
-          <w:i w:val="0"/>
-          <w:sz w:val="22"/>
-        </w:rPr>
-        <w:t>Answer: a</w:t>
+        <w:t xml:space="preserve">(b) Fresh fruit</w:t>
       </w:r>
     </w:p>
     <w:p>
-      <w:pPr>
-        <w:spacing w:after="0" w:before="0"/>
-      </w:pPr>
       <w:r>
-        <w:rPr>
-          <w:b w:val="0"/>
-          <w:i w:val="0"/>
-          <w:sz w:val="21"/>
-        </w:rPr>
-        <w:t>Solution: After hip arthroplasty, the hip is kept in abduction (pillow between legs) with no crossing of legs and no flexion beyond 90 degrees to prevent dislocation. Bending and adduction are restricted for several weeks.</w:t>
+        <w:t xml:space="preserve">(c) Unsalted rice</w:t>
       </w:r>
     </w:p>
     <w:p>
-      <w:pPr>
-        <w:spacing w:after="0" w:before="0"/>
-      </w:pPr>
       <w:r>
-        <w:rPr>
-          <w:b w:val="0"/>
-          <w:i w:val="0"/>
-          <w:sz w:val="20"/>
-        </w:rPr>
-        <w:t>Positive Marks: 1</w:t>
+        <w:t xml:space="preserve">(d) Boiled vegetables</w:t>
       </w:r>
     </w:p>
     <w:p>
-      <w:pPr>
-        <w:spacing w:after="160" w:before="0"/>
-      </w:pPr>
       <w:r>
-        <w:rPr>
-          <w:b w:val="0"/>
-          <w:i w:val="0"/>
-          <w:sz w:val="20"/>
-        </w:rPr>
-        <w:t>Negative Marks: 0.25</w:t>
+        <w:t xml:space="preserve">Answer: a</w:t>
       </w:r>
     </w:p>
     <w:p>
-      <w:pPr>
-        <w:spacing w:after="40" w:before="120"/>
-      </w:pPr>
       <w:r>
-        <w:rPr>
-          <w:b w:val="0"/>
-          <w:i w:val="0"/>
-          <w:sz w:val="22"/>
-        </w:rPr>
-        <w:t>Question: Which instruction is correct for a client with a new plaster cast on the forearm?</w:t>
+        <w:t xml:space="preserve">Solution: Canned soups and processed meats are high in sodium and worsen ascites and edema. Fresh fruits, unsalted rice, and boiled vegetables are appropriate.</w:t>
       </w:r>
     </w:p>
     <w:p>
-      <w:pPr>
-        <w:spacing w:after="0" w:before="0"/>
-      </w:pPr>
       <w:r>
-        <w:rPr>
-          <w:b w:val="0"/>
-          <w:i w:val="0"/>
-          <w:sz w:val="22"/>
-        </w:rPr>
-        <w:t>(a) Keep the cast dry and elevate the extremity on pillows above heart level</w:t>
+        <w:t xml:space="preserve">Positive Marks: 1</w:t>
       </w:r>
     </w:p>
     <w:p>
-      <w:pPr>
-        <w:spacing w:after="0" w:before="0"/>
-      </w:pPr>
       <w:r>
-        <w:rPr>
-          <w:b w:val="0"/>
-          <w:i w:val="0"/>
-          <w:sz w:val="22"/>
-        </w:rPr>
-        <w:t>(b) Place the cast flat and apply heat to speed drying</w:t>
+        <w:t xml:space="preserve">Negative Marks: 0.25</w:t>
       </w:r>
     </w:p>
     <w:p>
-      <w:pPr>
-        <w:spacing w:after="0" w:before="0"/>
-      </w:pPr>
       <w:r>
-        <w:rPr>
-          <w:b w:val="0"/>
-          <w:i w:val="0"/>
-          <w:sz w:val="22"/>
-        </w:rPr>
-        <w:t>(c) Use a coat hanger to scratch inside the cast</w:t>
+        <w:t xml:space="preserve"/>
       </w:r>
     </w:p>
     <w:p>
-      <w:pPr>
-        <w:spacing w:after="0" w:before="0"/>
-      </w:pPr>
       <w:r>
-        <w:rPr>
-          <w:b w:val="0"/>
-          <w:i w:val="0"/>
-          <w:sz w:val="22"/>
-        </w:rPr>
-        <w:t>(d) Leave the cast uncovered to keep it cool</w:t>
+        <w:t xml:space="preserve">Question: A client is prescribed an aminoglycoside antibiotic. The nurse should monitor for which adverse effect?</w:t>
       </w:r>
     </w:p>
     <w:p>
-      <w:pPr>
-        <w:spacing w:after="0" w:before="40"/>
-      </w:pPr>
       <w:r>
-        <w:rPr>
-          <w:b/>
-          <w:i w:val="0"/>
-          <w:sz w:val="22"/>
-        </w:rPr>
-        <w:t>Answer: a</w:t>
+        <w:t xml:space="preserve">(a) Ototoxicity and nephrotoxicity</w:t>
       </w:r>
     </w:p>
     <w:p>
-      <w:pPr>
-        <w:spacing w:after="0" w:before="0"/>
-      </w:pPr>
       <w:r>
-        <w:rPr>
-          <w:b w:val="0"/>
-          <w:i w:val="0"/>
-          <w:sz w:val="21"/>
-        </w:rPr>
-        <w:t>Solution: A new cast must stay dry, and the limb is elevated to reduce swelling (above heart level). Heat can burn beneath the cast, and nothing is inserted under the cast (skin injury/infection). The cast dries naturally.</w:t>
+        <w:t xml:space="preserve">(b) Hypoglycemia</w:t>
       </w:r>
     </w:p>
     <w:p>
-      <w:pPr>
-        <w:spacing w:after="0" w:before="0"/>
-      </w:pPr>
       <w:r>
-        <w:rPr>
-          <w:b w:val="0"/>
-          <w:i w:val="0"/>
-          <w:sz w:val="20"/>
-        </w:rPr>
-        <w:t>Positive Marks: 1</w:t>
+        <w:t xml:space="preserve">(c) Bradycardia</w:t>
       </w:r>
     </w:p>
     <w:p>
-      <w:pPr>
-        <w:spacing w:after="160" w:before="0"/>
-      </w:pPr>
       <w:r>
-        <w:rPr>
-          <w:b w:val="0"/>
-          <w:i w:val="0"/>
-          <w:sz w:val="20"/>
-        </w:rPr>
-        <w:t>Negative Marks: 0.25</w:t>
+        <w:t xml:space="preserve">(d) Constipation</w:t>
       </w:r>
     </w:p>
     <w:p>
-      <w:pPr>
-        <w:spacing w:after="40" w:before="120"/>
-      </w:pPr>
       <w:r>
-        <w:rPr>
-          <w:b w:val="0"/>
-          <w:i w:val="0"/>
-          <w:sz w:val="22"/>
-        </w:rPr>
-        <w:t>Question: Which nursing action is most important in the first 24 hours after a nephrectomy?</w:t>
+        <w:t xml:space="preserve">Answer: a</w:t>
       </w:r>
     </w:p>
     <w:p>
-      <w:pPr>
-        <w:spacing w:after="0" w:before="0"/>
-      </w:pPr>
       <w:r>
-        <w:rPr>
-          <w:b w:val="0"/>
-          <w:i w:val="0"/>
-          <w:sz w:val="22"/>
-        </w:rPr>
-        <w:t>(a) Monitor hourly urine output and report output below 30 mL/hour</w:t>
+        <w:t xml:space="preserve">Solution: Aminoglycosides (gentamicin, amikacin) can damage the kidneys and the eighth cranial nerve, causing hearing loss and renal impairment. Levels and renal function are monitored.</w:t>
       </w:r>
     </w:p>
     <w:p>
-      <w:pPr>
-        <w:spacing w:after="0" w:before="0"/>
-      </w:pPr>
       <w:r>
-        <w:rPr>
-          <w:b w:val="0"/>
-          <w:i w:val="0"/>
-          <w:sz w:val="22"/>
-        </w:rPr>
-        <w:t>(b) Encourage the client to drink 3 liters of cola</w:t>
+        <w:t xml:space="preserve">Positive Marks: 1</w:t>
       </w:r>
     </w:p>
     <w:p>
-      <w:pPr>
-        <w:spacing w:after="0" w:before="0"/>
-      </w:pPr>
       <w:r>
-        <w:rPr>
-          <w:b w:val="0"/>
-          <w:i w:val="0"/>
-          <w:sz w:val="22"/>
-        </w:rPr>
-        <w:t>(c) Restrict all fluids</w:t>
+        <w:t xml:space="preserve">Negative Marks: 0.25</w:t>
       </w:r>
     </w:p>
     <w:p>
-      <w:pPr>
-        <w:spacing w:after="0" w:before="0"/>
-      </w:pPr>
       <w:r>
-        <w:rPr>
-          <w:b w:val="0"/>
-          <w:i w:val="0"/>
-          <w:sz w:val="22"/>
-        </w:rPr>
-        <w:t>(d) Ambulate the client immediately against provider advice</w:t>
+        <w:t xml:space="preserve"/>
       </w:r>
     </w:p>
     <w:p>
-      <w:pPr>
-        <w:spacing w:after="0" w:before="40"/>
-      </w:pPr>
       <w:r>
-        <w:rPr>
-          <w:b/>
-          <w:i w:val="0"/>
-          <w:sz w:val="22"/>
-        </w:rPr>
-        <w:t>Answer: a</w:t>
+        <w:t xml:space="preserve">Question: A client with a diagnosis of acute pancreatitis has severe abdominal pain. The nurse should:</w:t>
       </w:r>
     </w:p>
     <w:p>
-      <w:pPr>
-        <w:spacing w:after="0" w:before="0"/>
-      </w:pPr>
       <w:r>
-        <w:rPr>
-          <w:b w:val="0"/>
-          <w:i w:val="0"/>
-          <w:sz w:val="21"/>
-        </w:rPr>
-        <w:t>Solution: After nephrectomy, the remaining kidney must maintain output; hourly urine measurement with prompt reporting of oliguria (&lt;30 mL/hr) detects impaired renal function. Fluid intake is encouraged but sensibly, and activity follows orders.</w:t>
+        <w:t xml:space="preserve">(a) Administer analgesics as ordered and position for comfort</w:t>
       </w:r>
     </w:p>
     <w:p>
-      <w:pPr>
-        <w:spacing w:after="0" w:before="0"/>
-      </w:pPr>
       <w:r>
-        <w:rPr>
-          <w:b w:val="0"/>
-          <w:i w:val="0"/>
-          <w:sz w:val="20"/>
-        </w:rPr>
-        <w:t>Positive Marks: 1</w:t>
+        <w:t xml:space="preserve">(b) Apply a heating pad on high</w:t>
       </w:r>
     </w:p>
     <w:p>
-      <w:pPr>
-        <w:spacing w:after="160" w:before="0"/>
-      </w:pPr>
       <w:r>
-        <w:rPr>
-          <w:b w:val="0"/>
-          <w:i w:val="0"/>
-          <w:sz w:val="20"/>
-        </w:rPr>
-        <w:t>Negative Marks: 0.25</w:t>
+        <w:t xml:space="preserve">(c) Encourage oral fluids</w:t>
       </w:r>
     </w:p>
     <w:p>
-      <w:pPr>
-        <w:spacing w:after="40" w:before="120"/>
-      </w:pPr>
       <w:r>
-        <w:rPr>
-          <w:b w:val="0"/>
-          <w:i w:val="0"/>
-          <w:sz w:val="22"/>
-        </w:rPr>
-        <w:t>Question: Which is the correct sequence when giving a complete bed bath?</w:t>
+        <w:t xml:space="preserve">(d) Massage the abdomen</w:t>
       </w:r>
     </w:p>
     <w:p>
-      <w:pPr>
-        <w:spacing w:after="0" w:before="0"/>
-      </w:pPr>
       <w:r>
-        <w:rPr>
-          <w:b w:val="0"/>
-          <w:i w:val="0"/>
-          <w:sz w:val="22"/>
-        </w:rPr>
-        <w:t>(a) Start with the face, then arms, chest, abdomen, legs, back, and perineum</w:t>
+        <w:t xml:space="preserve">Answer: a</w:t>
       </w:r>
     </w:p>
     <w:p>
-      <w:pPr>
-        <w:spacing w:after="0" w:before="0"/>
-      </w:pPr>
       <w:r>
-        <w:rPr>
-          <w:b w:val="0"/>
-          <w:i w:val="0"/>
-          <w:sz w:val="22"/>
-        </w:rPr>
-        <w:t>(b) Bathe from the feet upward</w:t>
+        <w:t xml:space="preserve">Solution: Analgesics and comfort positioning (leaning forward) relieve pancreatitis pain. Heat and massage can worsen inflammation; the client is NPO.</w:t>
       </w:r>
     </w:p>
     <w:p>
-      <w:pPr>
-        <w:spacing w:after="0" w:before="0"/>
-      </w:pPr>
       <w:r>
-        <w:rPr>
-          <w:b w:val="0"/>
-          <w:i w:val="0"/>
-          <w:sz w:val="22"/>
-        </w:rPr>
-        <w:t>(c) Wash the perineum first</w:t>
+        <w:t xml:space="preserve">Positive Marks: 1</w:t>
       </w:r>
     </w:p>
     <w:p>
-      <w:pPr>
-        <w:spacing w:after="0" w:before="0"/>
-      </w:pPr>
       <w:r>
-        <w:rPr>
-          <w:b w:val="0"/>
-          <w:i w:val="0"/>
-          <w:sz w:val="22"/>
-        </w:rPr>
-        <w:t>(d) Use one basin of water for the entire body without changing</w:t>
+        <w:t xml:space="preserve">Negative Marks: 0.25</w:t>
       </w:r>
     </w:p>
     <w:p>
-      <w:pPr>
-        <w:spacing w:after="0" w:before="40"/>
-      </w:pPr>
       <w:r>
-        <w:rPr>
-          <w:b/>
-          <w:i w:val="0"/>
-          <w:sz w:val="22"/>
-        </w:rPr>
-        <w:t>Answer: a</w:t>
+        <w:t xml:space="preserve"/>
       </w:r>
     </w:p>
     <w:p>
-      <w:pPr>
-        <w:spacing w:after="0" w:before="0"/>
-      </w:pPr>
       <w:r>
-        <w:rPr>
-          <w:b w:val="0"/>
-          <w:i w:val="0"/>
-          <w:sz w:val="21"/>
-        </w:rPr>
-        <w:t>Solution: A bed bath proceeds from the cleanest to the dirtiest areas: face first, then extremities, trunk, back, and perineum last, changing water as needed. Perineal area is always washed last.</w:t>
+        <w:t xml:space="preserve">Question: A nurse is caring for a client with a diagnosis of pulmonary edema. Which nursing action is most appropriate?</w:t>
       </w:r>
     </w:p>
     <w:p>
-      <w:pPr>
-        <w:spacing w:after="0" w:before="0"/>
-      </w:pPr>
       <w:r>
-        <w:rPr>
-          <w:b w:val="0"/>
-          <w:i w:val="0"/>
-          <w:sz w:val="20"/>
-        </w:rPr>
-        <w:t>Positive Marks: 1</w:t>
+        <w:t xml:space="preserve">(a) Position the client upright and administer oxygen and diuretics as ordered</w:t>
       </w:r>
     </w:p>
     <w:p>
-      <w:pPr>
-        <w:spacing w:after="160" w:before="0"/>
-      </w:pPr>
       <w:r>
-        <w:rPr>
-          <w:b w:val="0"/>
-          <w:i w:val="0"/>
-          <w:sz w:val="20"/>
-        </w:rPr>
-        <w:t>Negative Marks: 0.25</w:t>
+        <w:t xml:space="preserve">(b) Place the client flat</w:t>
       </w:r>
     </w:p>
     <w:p>
-      <w:pPr>
-        <w:spacing w:after="40" w:before="120"/>
-      </w:pPr>
       <w:r>
-        <w:rPr>
-          <w:b w:val="0"/>
-          <w:i w:val="0"/>
-          <w:sz w:val="22"/>
-        </w:rPr>
-        <w:t>Question: Which pulse site is preferred for assessing the heart rate in an infant?</w:t>
+        <w:t xml:space="preserve">(c) Restrict oxygen</w:t>
       </w:r>
     </w:p>
     <w:p>
-      <w:pPr>
-        <w:spacing w:after="0" w:before="0"/>
-      </w:pPr>
       <w:r>
-        <w:rPr>
-          <w:b w:val="0"/>
-          <w:i w:val="0"/>
-          <w:sz w:val="22"/>
-        </w:rPr>
-        <w:t>(a) Brachial pulse</w:t>
+        <w:t xml:space="preserve">(d) Give the client a high-salt meal</w:t>
       </w:r>
     </w:p>
     <w:p>
-      <w:pPr>
-        <w:spacing w:after="0" w:before="0"/>
-      </w:pPr>
       <w:r>
-        <w:rPr>
-          <w:b w:val="0"/>
-          <w:i w:val="0"/>
-          <w:sz w:val="22"/>
-        </w:rPr>
-        <w:t>(b) Radial pulse</w:t>
+        <w:t xml:space="preserve">Answer: a</w:t>
       </w:r>
     </w:p>
     <w:p>
-      <w:pPr>
-        <w:spacing w:after="0" w:before="0"/>
-      </w:pPr>
       <w:r>
-        <w:rPr>
-          <w:b w:val="0"/>
-          <w:i w:val="0"/>
-          <w:sz w:val="22"/>
-        </w:rPr>
-        <w:t>(c) Carotid pulse</w:t>
+        <w:t xml:space="preserve">Solution: Upright positioning, oxygen, and diuretics are the cornerstones of pulmonary edema treatment. Flat positioning and sodium worsen symptoms.</w:t>
       </w:r>
     </w:p>
     <w:p>
-      <w:pPr>
-        <w:spacing w:after="0" w:before="0"/>
-      </w:pPr>
       <w:r>
-        <w:rPr>
-          <w:b w:val="0"/>
-          <w:i w:val="0"/>
-          <w:sz w:val="22"/>
-        </w:rPr>
-        <w:t>(d) Femoral pulse</w:t>
+        <w:t xml:space="preserve">Positive Marks: 1</w:t>
       </w:r>
     </w:p>
     <w:p>
-      <w:pPr>
-        <w:spacing w:after="0" w:before="40"/>
-      </w:pPr>
       <w:r>
-        <w:rPr>
-          <w:b/>
-          <w:i w:val="0"/>
-          <w:sz w:val="22"/>
-        </w:rPr>
-        <w:t>Answer: a</w:t>
+        <w:t xml:space="preserve">Negative Marks: 0.25</w:t>
       </w:r>
     </w:p>
     <w:p>
-      <w:pPr>
-        <w:spacing w:after="0" w:before="0"/>
-      </w:pPr>
       <w:r>
-        <w:rPr>
-          <w:b w:val="0"/>
-          <w:i w:val="0"/>
-          <w:sz w:val="21"/>
-        </w:rPr>
-        <w:t>Solution: The brachial pulse is the preferred site for assessing heart rate in infants because the radial pulse is difficult to palpate reliably in small infants. The apical pulse is the most accurate of all.</w:t>
+        <w:t xml:space="preserve"/>
       </w:r>
     </w:p>
     <w:p>
-      <w:pPr>
-        <w:spacing w:after="0" w:before="0"/>
-      </w:pPr>
       <w:r>
-        <w:rPr>
-          <w:b w:val="0"/>
-          <w:i w:val="0"/>
-          <w:sz w:val="20"/>
-        </w:rPr>
-        <w:t>Positive Marks: 1</w:t>
+        <w:t xml:space="preserve">Question: A client with a diagnosis of chronic renal failure is being discharged. Which instruction is most important?</w:t>
       </w:r>
     </w:p>
     <w:p>
-      <w:pPr>
-        <w:spacing w:after="160" w:before="0"/>
-      </w:pPr>
       <w:r>
-        <w:rPr>
-          <w:b w:val="0"/>
-          <w:i w:val="0"/>
-          <w:sz w:val="20"/>
-        </w:rPr>
-        <w:t>Negative Marks: 0.25</w:t>
+        <w:t xml:space="preserve">(a) Weigh daily and report rapid weight gain</w:t>
       </w:r>
     </w:p>
     <w:p>
-      <w:pPr>
-        <w:spacing w:after="40" w:before="120"/>
-      </w:pPr>
       <w:r>
-        <w:rPr>
-          <w:b w:val="0"/>
-          <w:i w:val="0"/>
-          <w:sz w:val="22"/>
-        </w:rPr>
-        <w:t>Question: Before applying a physical restraint, which action should the nurse try FIRST?</w:t>
+        <w:t xml:space="preserve">(b) Increase potassium-rich foods</w:t>
       </w:r>
     </w:p>
     <w:p>
-      <w:pPr>
-        <w:spacing w:after="0" w:before="0"/>
-      </w:pPr>
       <w:r>
-        <w:rPr>
-          <w:b w:val="0"/>
-          <w:i w:val="0"/>
-          <w:sz w:val="22"/>
-        </w:rPr>
-        <w:t>(a) Use alternatives such as reorientation, toileting, and repositioning</w:t>
+        <w:t xml:space="preserve">(c) Take over-the-counter NSAIDs for pain</w:t>
       </w:r>
     </w:p>
     <w:p>
-      <w:pPr>
-        <w:spacing w:after="0" w:before="0"/>
-      </w:pPr>
       <w:r>
-        <w:rPr>
-          <w:b w:val="0"/>
-          <w:i w:val="0"/>
-          <w:sz w:val="22"/>
-        </w:rPr>
-        <w:t>(b) Apply the restraint immediately for safety</w:t>
+        <w:t xml:space="preserve">(d) Restrict fluids without guidance</w:t>
       </w:r>
     </w:p>
     <w:p>
-      <w:pPr>
-        <w:spacing w:after="0" w:before="0"/>
-      </w:pPr>
       <w:r>
-        <w:rPr>
-          <w:b w:val="0"/>
-          <w:i w:val="0"/>
-          <w:sz w:val="22"/>
-        </w:rPr>
-        <w:t>(c) Medicate the client for agitation</w:t>
+        <w:t xml:space="preserve">Answer: a</w:t>
       </w:r>
     </w:p>
     <w:p>
-      <w:pPr>
-        <w:spacing w:after="0" w:before="0"/>
-      </w:pPr>
       <w:r>
-        <w:rPr>
-          <w:b w:val="0"/>
-          <w:i w:val="0"/>
-          <w:sz w:val="22"/>
-        </w:rPr>
-        <w:t>(d) Ask the family to stay away</w:t>
+        <w:t xml:space="preserve">Solution: Daily weights detect fluid retention early. Potassium-rich foods and NSAIDs are avoided in renal failure, and fluid restrictions follow the physician's plan.</w:t>
       </w:r>
     </w:p>
     <w:p>
-      <w:pPr>
-        <w:spacing w:after="0" w:before="40"/>
-      </w:pPr>
       <w:r>
-        <w:rPr>
-          <w:b/>
-          <w:i w:val="0"/>
-          <w:sz w:val="22"/>
-        </w:rPr>
-        <w:t>Answer: a</w:t>
+        <w:t xml:space="preserve">Positive Marks: 1</w:t>
       </w:r>
     </w:p>
     <w:p>
-      <w:pPr>
-        <w:spacing w:after="0" w:before="0"/>
-      </w:pPr>
       <w:r>
-        <w:rPr>
-          <w:b w:val="0"/>
-          <w:i w:val="0"/>
-          <w:sz w:val="21"/>
-        </w:rPr>
-        <w:t>Solution: Restraints are a last resort; alternatives (frequent toileting, reorientation, supervised ambulation, comfortable positioning, low beds) are tried first. Restraints require provider orders, frequent checks, and release for exercise.</w:t>
+        <w:t xml:space="preserve">Negative Marks: 0.25</w:t>
       </w:r>
     </w:p>
     <w:p>
-      <w:pPr>
-        <w:spacing w:after="0" w:before="0"/>
-      </w:pPr>
       <w:r>
-        <w:rPr>
-          <w:b w:val="0"/>
-          <w:i w:val="0"/>
-          <w:sz w:val="20"/>
-        </w:rPr>
-        <w:t>Positive Marks: 1</w:t>
+        <w:t xml:space="preserve"/>
       </w:r>
     </w:p>
     <w:p>
-      <w:pPr>
-        <w:spacing w:after="160" w:before="0"/>
-      </w:pPr>
       <w:r>
-        <w:rPr>
-          <w:b w:val="0"/>
-          <w:i w:val="0"/>
-          <w:sz w:val="20"/>
-        </w:rPr>
-        <w:t>Negative Marks: 0.25</w:t>
+        <w:t xml:space="preserve">Question: A client is prescribed a bronchodilator via metered-dose inhaler. Which technique indicates correct use?</w:t>
       </w:r>
     </w:p>
     <w:p>
-      <w:pPr>
-        <w:spacing w:after="40" w:before="120"/>
-      </w:pPr>
       <w:r>
-        <w:rPr>
-          <w:b w:val="0"/>
-          <w:i w:val="0"/>
-          <w:sz w:val="22"/>
-        </w:rPr>
-        <w:t>Question: Which finding in a newborn is a normal variation and should reassure the parents?</w:t>
+        <w:t xml:space="preserve">(a) Exhale fully, then inhale slowly while activating the inhaler, and hold the breath</w:t>
       </w:r>
     </w:p>
     <w:p>
-      <w:pPr>
-        <w:spacing w:after="0" w:before="0"/>
-      </w:pPr>
       <w:r>
-        <w:rPr>
-          <w:b w:val="0"/>
-          <w:i w:val="0"/>
-          <w:sz w:val="22"/>
-        </w:rPr>
-        <w:t>(a) Acrocyanosis with bluish hands and feet in the first 24 hours</w:t>
+        <w:t xml:space="preserve">(b) Inhale forcefully and quickly</w:t>
       </w:r>
     </w:p>
     <w:p>
-      <w:pPr>
-        <w:spacing w:after="0" w:before="0"/>
-      </w:pPr>
       <w:r>
-        <w:rPr>
-          <w:b w:val="0"/>
-          <w:i w:val="0"/>
-          <w:sz w:val="22"/>
-        </w:rPr>
-        <w:t>(b) Central cyanosis of the lips and tongue</w:t>
+        <w:t xml:space="preserve">(c) Hold the breath for 1 second only</w:t>
       </w:r>
     </w:p>
     <w:p>
-      <w:pPr>
-        <w:spacing w:after="0" w:before="0"/>
-      </w:pPr>
       <w:r>
-        <w:rPr>
-          <w:b w:val="0"/>
-          <w:i w:val="0"/>
-          <w:sz w:val="22"/>
-        </w:rPr>
-        <w:t>(c) Grunting with retractions</w:t>
+        <w:t xml:space="preserve">(d) Use the inhaler without shaking it</w:t>
       </w:r>
     </w:p>
     <w:p>
-      <w:pPr>
-        <w:spacing w:after="0" w:before="0"/>
-      </w:pPr>
       <w:r>
-        <w:rPr>
-          <w:b w:val="0"/>
-          <w:i w:val="0"/>
-          <w:sz w:val="22"/>
-        </w:rPr>
-        <w:t>(d) Axillary temperature of 36°C with lethargy</w:t>
+        <w:t xml:space="preserve">Answer: a</w:t>
       </w:r>
     </w:p>
     <w:p>
-      <w:pPr>
-        <w:spacing w:after="0" w:before="40"/>
-      </w:pPr>
       <w:r>
-        <w:rPr>
-          <w:b/>
-          <w:i w:val="0"/>
-          <w:sz w:val="22"/>
-        </w:rPr>
-        <w:t>Answer: a</w:t>
+        <w:t xml:space="preserve">Solution: Correct MDI technique: shake, exhale fully, inhale slowly while pressing the canister, then hold the breath about 10 seconds. Rinsing the mouth follows steroid inhalers.</w:t>
       </w:r>
     </w:p>
     <w:p>
-      <w:pPr>
-        <w:spacing w:after="0" w:before="0"/>
-      </w:pPr>
       <w:r>
-        <w:rPr>
-          <w:b w:val="0"/>
-          <w:i w:val="0"/>
-          <w:sz w:val="21"/>
-        </w:rPr>
-        <w:t>Solution: Acrocyanosis (bluish hands/feet) is normal in the first 24 hours due to immature circulation, especially with cold stress. Central cyanosis (lips/tongue), grunting, retractions, and hypothermia with lethargy are abnormal.</w:t>
+        <w:t xml:space="preserve">Positive Marks: 1</w:t>
       </w:r>
     </w:p>
     <w:p>
-      <w:pPr>
-        <w:spacing w:after="0" w:before="0"/>
-      </w:pPr>
       <w:r>
-        <w:rPr>
-          <w:b w:val="0"/>
-          <w:i w:val="0"/>
-          <w:sz w:val="20"/>
-        </w:rPr>
-        <w:t>Positive Marks: 1</w:t>
+        <w:t xml:space="preserve">Negative Marks: 0.25</w:t>
       </w:r>
     </w:p>
     <w:p>
-      <w:pPr>
-        <w:spacing w:after="160" w:before="0"/>
-      </w:pPr>
       <w:r>
-        <w:rPr>
-          <w:b w:val="0"/>
-          <w:i w:val="0"/>
-          <w:sz w:val="20"/>
-        </w:rPr>
-        <w:t>Negative Marks: 0.25</w:t>
+        <w:t xml:space="preserve"/>
       </w:r>
     </w:p>
     <w:p>
-      <w:pPr>
-        <w:spacing w:after="40" w:before="120"/>
-      </w:pPr>
       <w:r>
-        <w:rPr>
-          <w:b w:val="0"/>
-          <w:i w:val="0"/>
-          <w:sz w:val="22"/>
-        </w:rPr>
-        <w:t>Question: Which newborn reflex is elicited by stroking the cheek and causes the infant to turn toward the stimulus and open the mouth?</w:t>
+        <w:t xml:space="preserve">Question: A client with a diagnosis of hyperthyroidism is prescribed propranolol. The nurse understands that propranolol is given to:</w:t>
       </w:r>
     </w:p>
     <w:p>
-      <w:pPr>
-        <w:spacing w:after="0" w:before="0"/>
-      </w:pPr>
       <w:r>
-        <w:rPr>
-          <w:b w:val="0"/>
-          <w:i w:val="0"/>
-          <w:sz w:val="22"/>
-        </w:rPr>
-        <w:t>(a) Rooting reflex</w:t>
+        <w:t xml:space="preserve">(a) Control tachycardia and anxiety symptoms</w:t>
       </w:r>
     </w:p>
     <w:p>
-      <w:pPr>
-        <w:spacing w:after="0" w:before="0"/>
-      </w:pPr>
       <w:r>
-        <w:rPr>
-          <w:b w:val="0"/>
-          <w:i w:val="0"/>
-          <w:sz w:val="22"/>
-        </w:rPr>
-        <w:t>(b) Moro reflex</w:t>
+        <w:t xml:space="preserve">(b) Increase thyroid hormone production</w:t>
       </w:r>
     </w:p>
     <w:p>
-      <w:pPr>
-        <w:spacing w:after="0" w:before="0"/>
-      </w:pPr>
       <w:r>
-        <w:rPr>
-          <w:b w:val="0"/>
-          <w:i w:val="0"/>
-          <w:sz w:val="22"/>
-        </w:rPr>
-        <w:t>(c) Stepping reflex</w:t>
+        <w:t xml:space="preserve">(c) Replace thyroid hormone</w:t>
       </w:r>
     </w:p>
     <w:p>
-      <w:pPr>
-        <w:spacing w:after="0" w:before="0"/>
-      </w:pPr>
       <w:r>
-        <w:rPr>
-          <w:b w:val="0"/>
-          <w:i w:val="0"/>
-          <w:sz w:val="22"/>
-        </w:rPr>
-        <w:t>(d) Tonic neck reflex</w:t>
+        <w:t xml:space="preserve">(d) Treat constipation</w:t>
       </w:r>
     </w:p>
     <w:p>
-      <w:pPr>
-        <w:spacing w:after="0" w:before="40"/>
-      </w:pPr>
       <w:r>
-        <w:rPr>
-          <w:b/>
-          <w:i w:val="0"/>
-          <w:sz w:val="22"/>
-        </w:rPr>
-        <w:t>Answer: a</w:t>
+        <w:t xml:space="preserve">Answer: a</w:t>
       </w:r>
     </w:p>
     <w:p>
-      <w:pPr>
-        <w:spacing w:after="0" w:before="0"/>
-      </w:pPr>
       <w:r>
-        <w:rPr>
-          <w:b w:val="0"/>
-          <w:i w:val="0"/>
-          <w:sz w:val="21"/>
-        </w:rPr>
-        <w:t>Solution: The rooting reflex—turning the head toward a cheek/lip touch with mouth opening—supports breastfeeding. Moro is the startle response, stepping mimics walking, and the tonic neck (fencing) reflex is elicited by head turning.</w:t>
+        <w:t xml:space="preserve">Solution: Beta-blockers like propranolol control the sympathetic symptoms of hyperthyroidism (tachycardia, tremors, anxiety) while antithyroid drugs reduce hormone production.</w:t>
       </w:r>
     </w:p>
     <w:p>
-      <w:pPr>
-        <w:spacing w:after="0" w:before="0"/>
-      </w:pPr>
       <w:r>
-        <w:rPr>
-          <w:b w:val="0"/>
-          <w:i w:val="0"/>
-          <w:sz w:val="20"/>
-        </w:rPr>
-        <w:t>Positive Marks: 1</w:t>
+        <w:t xml:space="preserve">Positive Marks: 1</w:t>
       </w:r>
     </w:p>
     <w:p>
-      <w:pPr>
-        <w:spacing w:after="160" w:before="0"/>
-      </w:pPr>
       <w:r>
-        <w:rPr>
-          <w:b w:val="0"/>
-          <w:i w:val="0"/>
-          <w:sz w:val="20"/>
-        </w:rPr>
-        <w:t>Negative Marks: 0.25</w:t>
+        <w:t xml:space="preserve">Negative Marks: 0.25</w:t>
       </w:r>
     </w:p>
     <w:p>
-      <w:pPr>
-        <w:spacing w:after="40" w:before="120"/>
-      </w:pPr>
       <w:r>
-        <w:rPr>
-          <w:b w:val="0"/>
-          <w:i w:val="0"/>
-          <w:sz w:val="22"/>
-        </w:rPr>
-        <w:t>Question: A multipara reports painful uterine cramping during breastfeeding on the second postpartum day. Which explanation is correct?</w:t>
+        <w:t xml:space="preserve">Question: A client with a diagnosis of deep vein thrombosis is prescribed anticoagulation. Which nursing action is most important during therapy?</w:t>
       </w:r>
     </w:p>
     <w:p>
-      <w:pPr>
-        <w:spacing w:after="0" w:before="0"/>
-      </w:pPr>
       <w:r>
-        <w:rPr>
-          <w:b w:val="0"/>
-          <w:i w:val="0"/>
-          <w:sz w:val="22"/>
-        </w:rPr>
-        <w:t>(a) Afterpains are normal and caused by oxytocin release during breastfeeding</w:t>
+        <w:t xml:space="preserve">(a) Monitor for bleeding and check laboratory values</w:t>
       </w:r>
     </w:p>
     <w:p>
-      <w:pPr>
-        <w:spacing w:after="0" w:before="0"/>
-      </w:pPr>
       <w:r>
-        <w:rPr>
-          <w:b w:val="0"/>
-          <w:i w:val="0"/>
-          <w:sz w:val="22"/>
-        </w:rPr>
-        <w:t>(b) This indicates retained placental fragments</w:t>
+        <w:t xml:space="preserve">(b) Massage the affected leg</w:t>
       </w:r>
     </w:p>
     <w:p>
-      <w:pPr>
-        <w:spacing w:after="0" w:before="0"/>
-      </w:pPr>
       <w:r>
-        <w:rPr>
-          <w:b w:val="0"/>
-          <w:i w:val="0"/>
-          <w:sz w:val="22"/>
-        </w:rPr>
-        <w:t>(c) The client is in preterm labor</w:t>
+        <w:t xml:space="preserve">(c) Encourage prolonged sitting</w:t>
       </w:r>
     </w:p>
     <w:p>
-      <w:pPr>
-        <w:spacing w:after="0" w:before="0"/>
-      </w:pPr>
       <w:r>
-        <w:rPr>
-          <w:b w:val="0"/>
-          <w:i w:val="0"/>
-          <w:sz w:val="22"/>
-        </w:rPr>
-        <w:t>(d) This is a sign of uterine infection</w:t>
+        <w:t xml:space="preserve">(d) Stop the drug if the leg feels better</w:t>
       </w:r>
     </w:p>
     <w:p>
-      <w:pPr>
-        <w:spacing w:after="0" w:before="40"/>
-      </w:pPr>
       <w:r>
-        <w:rPr>
-          <w:b/>
-          <w:i w:val="0"/>
-          <w:sz w:val="22"/>
-        </w:rPr>
-        <w:t>Answer: a</w:t>
+        <w:t xml:space="preserve">Answer: a</w:t>
       </w:r>
     </w:p>
     <w:p>
-      <w:pPr>
-        <w:spacing w:after="0" w:before="0"/>
-      </w:pPr>
       <w:r>
-        <w:rPr>
-          <w:b w:val="0"/>
-          <w:i w:val="0"/>
-          <w:sz w:val="21"/>
-        </w:rPr>
-        <w:t>Solution: Afterpains are intermittent uterine contractions stimulated by oxytocin released during breastfeeding; they are more noticeable in multiparas and resolve in a few days. Analgesics and comfort measures help.</w:t>
+        <w:t xml:space="preserve">Solution: Anticoagulant therapy is monitored for bleeding and therapeutic lab values. The leg is elevated, the client ambulates per orders, and the drug is not stopped without medical advice.</w:t>
       </w:r>
     </w:p>
     <w:p>
-      <w:pPr>
-        <w:spacing w:after="0" w:before="0"/>
-      </w:pPr>
       <w:r>
-        <w:rPr>
-          <w:b w:val="0"/>
-          <w:i w:val="0"/>
-          <w:sz w:val="20"/>
-        </w:rPr>
-        <w:t>Positive Marks: 1</w:t>
+        <w:t xml:space="preserve">Positive Marks: 1</w:t>
       </w:r>
     </w:p>
     <w:p>
-      <w:pPr>
-        <w:spacing w:after="160" w:before="0"/>
-      </w:pPr>
       <w:r>
-        <w:rPr>
-          <w:b w:val="0"/>
-          <w:i w:val="0"/>
-          <w:sz w:val="20"/>
-        </w:rPr>
-        <w:t>Negative Marks: 0.25</w:t>
+        <w:t xml:space="preserve">Negative Marks: 0.25</w:t>
       </w:r>
     </w:p>
     <w:p>
-      <w:pPr>
-        <w:spacing w:after="40" w:before="120"/>
-      </w:pPr>
       <w:r>
-        <w:rPr>
-          <w:b w:val="0"/>
-          <w:i w:val="0"/>
-          <w:sz w:val="22"/>
-        </w:rPr>
-        <w:t>Question: Which assessment is the priority when a client is receiving a benzodiazepine for anxiety?</w:t>
+        <w:t xml:space="preserve"/>
       </w:r>
     </w:p>
     <w:p>
-      <w:pPr>
-        <w:spacing w:after="0" w:before="0"/>
-      </w:pPr>
       <w:r>
-        <w:rPr>
-          <w:b w:val="0"/>
-          <w:i w:val="0"/>
-          <w:sz w:val="22"/>
-        </w:rPr>
-        <w:t>(a) Respiratory rate and level of sedation</w:t>
+        <w:t xml:space="preserve">Question: A nurse is assessing a client with a diagnosis of acute cholecystitis. Which finding is most characteristic?</w:t>
       </w:r>
     </w:p>
     <w:p>
-      <w:pPr>
-        <w:spacing w:after="0" w:before="0"/>
-      </w:pPr>
       <w:r>
-        <w:rPr>
-          <w:b w:val="0"/>
-          <w:i w:val="0"/>
-          <w:sz w:val="22"/>
-        </w:rPr>
-        <w:t>(b) Blood glucose level</w:t>
+        <w:t xml:space="preserve">(a) Right upper quadrant pain radiating to the right shoulder</w:t>
       </w:r>
     </w:p>
     <w:p>
-      <w:pPr>
-        <w:spacing w:after="0" w:before="0"/>
-      </w:pPr>
       <w:r>
-        <w:rPr>
-          <w:b w:val="0"/>
-          <w:i w:val="0"/>
-          <w:sz w:val="22"/>
-        </w:rPr>
-        <w:t>(c) Skin turgor</w:t>
+        <w:t xml:space="preserve">(b) Left lower quadrant pain</w:t>
       </w:r>
     </w:p>
     <w:p>
-      <w:pPr>
-        <w:spacing w:after="0" w:before="0"/>
-      </w:pPr>
       <w:r>
-        <w:rPr>
-          <w:b w:val="0"/>
-          <w:i w:val="0"/>
-          <w:sz w:val="22"/>
-        </w:rPr>
-        <w:t>(d) Bowel sounds</w:t>
+        <w:t xml:space="preserve">(c) Painless jaundice</w:t>
       </w:r>
     </w:p>
     <w:p>
-      <w:pPr>
-        <w:spacing w:after="0" w:before="40"/>
-      </w:pPr>
       <w:r>
-        <w:rPr>
-          <w:b/>
-          <w:i w:val="0"/>
-          <w:sz w:val="22"/>
-        </w:rPr>
-        <w:t>Answer: a</w:t>
+        <w:t xml:space="preserve">(d) Rebound tenderness in the left lower quadrant</w:t>
       </w:r>
     </w:p>
     <w:p>
-      <w:pPr>
-        <w:spacing w:after="0" w:before="0"/>
-      </w:pPr>
       <w:r>
-        <w:rPr>
-          <w:b w:val="0"/>
-          <w:i w:val="0"/>
-          <w:sz w:val="21"/>
-        </w:rPr>
-        <w:t>Solution: Benzodiazepines cause CNS and respiratory depression, especially with other depressants; monitoring respiratory rate and sedation level is priority. They are not associated with the other listed assessments.</w:t>
+        <w:t xml:space="preserve">Answer: a</w:t>
       </w:r>
     </w:p>
     <w:p>
-      <w:pPr>
-        <w:spacing w:after="0" w:before="0"/>
-      </w:pPr>
       <w:r>
-        <w:rPr>
-          <w:b w:val="0"/>
-          <w:i w:val="0"/>
-          <w:sz w:val="20"/>
-        </w:rPr>
-        <w:t>Positive Marks: 1</w:t>
+        <w:t xml:space="preserve">Solution: Biliary colic in cholecystitis localizes to the right upper quadrant and may radiate to the right shoulder or scapula. Painless jaundice suggests malignancy.</w:t>
       </w:r>
     </w:p>
     <w:p>
-      <w:pPr>
-        <w:spacing w:after="160" w:before="0"/>
-      </w:pPr>
       <w:r>
-        <w:rPr>
-          <w:b w:val="0"/>
-          <w:i w:val="0"/>
-          <w:sz w:val="20"/>
-        </w:rPr>
-        <w:t>Negative Marks: 0.25</w:t>
+        <w:t xml:space="preserve">Positive Marks: 1</w:t>
       </w:r>
     </w:p>
     <w:p>
-      <w:pPr>
-        <w:spacing w:after="40" w:before="120"/>
-      </w:pPr>
       <w:r>
-        <w:rPr>
-          <w:b w:val="0"/>
-          <w:i w:val="0"/>
-          <w:sz w:val="22"/>
-        </w:rPr>
-        <w:t>Question: Which statement best describes the purpose of milieu therapy in a psychiatric unit?</w:t>
+        <w:t xml:space="preserve">Negative Marks: 0.25</w:t>
       </w:r>
     </w:p>
     <w:p>
-      <w:pPr>
-        <w:spacing w:after="0" w:before="0"/>
-      </w:pPr>
       <w:r>
-        <w:rPr>
-          <w:b w:val="0"/>
-          <w:i w:val="0"/>
-          <w:sz w:val="22"/>
-        </w:rPr>
-        <w:t>(a) The structured therapeutic environment itself is used to promote healthy behaviors and social skills</w:t>
+        <w:t xml:space="preserve"/>
       </w:r>
     </w:p>
     <w:p>
-      <w:pPr>
-        <w:spacing w:after="0" w:before="0"/>
-      </w:pPr>
       <w:r>
-        <w:rPr>
-          <w:b w:val="0"/>
-          <w:i w:val="0"/>
-          <w:sz w:val="22"/>
-        </w:rPr>
-        <w:t>(b) Medications are the only treatment used</w:t>
+        <w:t xml:space="preserve">Question: A client is admitted with a diagnosis of hypovolemia. Which IV solution is most appropriate?</w:t>
       </w:r>
     </w:p>
     <w:p>
-      <w:pPr>
-        <w:spacing w:after="0" w:before="0"/>
-      </w:pPr>
       <w:r>
-        <w:rPr>
-          <w:b w:val="0"/>
-          <w:i w:val="0"/>
-          <w:sz w:val="22"/>
-        </w:rPr>
-        <w:t>(c) Clients are isolated from each other</w:t>
+        <w:t xml:space="preserve">(a) Normal saline (0.9% NaCl)</w:t>
       </w:r>
     </w:p>
     <w:p>
-      <w:pPr>
-        <w:spacing w:after="0" w:before="0"/>
-      </w:pPr>
       <w:r>
-        <w:rPr>
-          <w:b w:val="0"/>
-          <w:i w:val="0"/>
-          <w:sz w:val="22"/>
-        </w:rPr>
-        <w:t>(d) Family members direct all activities</w:t>
+        <w:t xml:space="preserve">(b) 5% dextrose in water</w:t>
       </w:r>
     </w:p>
     <w:p>
-      <w:pPr>
-        <w:spacing w:after="0" w:before="40"/>
-      </w:pPr>
       <w:r>
-        <w:rPr>
-          <w:b/>
-          <w:i w:val="0"/>
-          <w:sz w:val="22"/>
-        </w:rPr>
-        <w:t>Answer: a</w:t>
+        <w:t xml:space="preserve">(c) 3% saline</w:t>
       </w:r>
     </w:p>
     <w:p>
-      <w:pPr>
-        <w:spacing w:after="0" w:before="0"/>
-      </w:pPr>
       <w:r>
-        <w:rPr>
-          <w:b w:val="0"/>
-          <w:i w:val="0"/>
-          <w:sz w:val="21"/>
-        </w:rPr>
-        <w:t>Solution: Milieu therapy uses the therapeutic community environment—structure, group activities, peer interaction, and staff modeling—as a treatment tool to develop coping and social skills. It complements, not replaces, medication.</w:t>
+        <w:t xml:space="preserve">(d) 0.225% saline</w:t>
       </w:r>
     </w:p>
     <w:p>
-      <w:pPr>
-        <w:spacing w:after="0" w:before="0"/>
-      </w:pPr>
       <w:r>
-        <w:rPr>
-          <w:b w:val="0"/>
-          <w:i w:val="0"/>
-          <w:sz w:val="20"/>
-        </w:rPr>
-        <w:t>Positive Marks: 1</w:t>
+        <w:t xml:space="preserve">Answer: a</w:t>
       </w:r>
     </w:p>
     <w:p>
-      <w:pPr>
-        <w:spacing w:after="160" w:before="0"/>
-      </w:pPr>
       <w:r>
-        <w:rPr>
-          <w:b w:val="0"/>
-          <w:i w:val="0"/>
-          <w:sz w:val="20"/>
-        </w:rPr>
-        <w:t>Negative Marks: 0.25</w:t>
+        <w:t xml:space="preserve">Solution: Isotonic normal saline expands the intravascular volume in hypovolemia. Hypotonic and hypertonic solutions are not first-line for volume replacement.</w:t>
       </w:r>
     </w:p>
     <w:p>
-      <w:pPr>
-        <w:spacing w:after="40" w:before="120"/>
-      </w:pPr>
       <w:r>
-        <w:rPr>
-          <w:b w:val="0"/>
-          <w:i w:val="0"/>
-          <w:sz w:val="22"/>
-        </w:rPr>
-        <w:t>Question: Which mood stabilizer is an alternative to lithium commonly used for acute mania and maintenance in bipolar disorder?</w:t>
+        <w:t xml:space="preserve">Positive Marks: 1</w:t>
       </w:r>
     </w:p>
     <w:p>
-      <w:pPr>
-        <w:spacing w:after="0" w:before="0"/>
-      </w:pPr>
       <w:r>
-        <w:rPr>
-          <w:b w:val="0"/>
-          <w:i w:val="0"/>
-          <w:sz w:val="22"/>
-        </w:rPr>
-        <w:t>(a) Valproate (divalproex)</w:t>
+        <w:t xml:space="preserve">Negative Marks: 0.25</w:t>
       </w:r>
     </w:p>
     <w:p>
-      <w:pPr>
-        <w:spacing w:after="0" w:before="0"/>
-      </w:pPr>
       <w:r>
-        <w:rPr>
-          <w:b w:val="0"/>
-          <w:i w:val="0"/>
-          <w:sz w:val="22"/>
-        </w:rPr>
-        <w:t>(b) Fluoxetine</w:t>
+        <w:t xml:space="preserve"/>
       </w:r>
     </w:p>
     <w:p>
-      <w:pPr>
-        <w:spacing w:after="0" w:before="0"/>
-      </w:pPr>
       <w:r>
-        <w:rPr>
-          <w:b w:val="0"/>
-          <w:i w:val="0"/>
-          <w:sz w:val="22"/>
-        </w:rPr>
-        <w:t>(c) Haloperidol only</w:t>
+        <w:t xml:space="preserve">Question: A client with a diagnosis of chronic obstructive pulmonary disease is taught pursed-lip breathing. Which statement indicates correct understanding?</w:t>
       </w:r>
     </w:p>
     <w:p>
-      <w:pPr>
-        <w:spacing w:after="0" w:before="0"/>
-      </w:pPr>
       <w:r>
-        <w:rPr>
-          <w:b w:val="0"/>
-          <w:i w:val="0"/>
-          <w:sz w:val="22"/>
-        </w:rPr>
-        <w:t>(d) Clozapine</w:t>
+        <w:t xml:space="preserve">(a) "I will inhale through my nose and exhale slowly through pursed lips."</w:t>
       </w:r>
     </w:p>
     <w:p>
-      <w:pPr>
-        <w:spacing w:after="0" w:before="40"/>
-      </w:pPr>
       <w:r>
-        <w:rPr>
-          <w:b/>
-          <w:i w:val="0"/>
-          <w:sz w:val="22"/>
-        </w:rPr>
-        <w:t>Answer: a</w:t>
+        <w:t xml:space="preserve">(b) "I will inhale through my mouth quickly."</w:t>
       </w:r>
     </w:p>
     <w:p>
-      <w:pPr>
-        <w:spacing w:after="0" w:before="0"/>
-      </w:pPr>
       <w:r>
-        <w:rPr>
-          <w:b w:val="0"/>
-          <w:i w:val="0"/>
-          <w:sz w:val="21"/>
-        </w:rPr>
-        <w:t>Solution: Valproate (divalproex) is a first-line mood stabilizer for acute mania and maintenance, useful when lithium is ineffective or contraindicated. Fluoxetine is an antidepressant; clozapine is reserved for refractory schizophrenia.</w:t>
+        <w:t xml:space="preserve">(c) "I will exhale forcefully and quickly."</w:t>
       </w:r>
     </w:p>
     <w:p>
-      <w:pPr>
-        <w:spacing w:after="0" w:before="0"/>
-      </w:pPr>
       <w:r>
-        <w:rPr>
-          <w:b w:val="0"/>
-          <w:i w:val="0"/>
-          <w:sz w:val="20"/>
-        </w:rPr>
-        <w:t>Positive Marks: 1</w:t>
+        <w:t xml:space="preserve">(d) "I will hold my breath after each breath."</w:t>
       </w:r>
     </w:p>
     <w:p>
-      <w:pPr>
-        <w:spacing w:after="160" w:before="0"/>
-      </w:pPr>
       <w:r>
-        <w:rPr>
-          <w:b w:val="0"/>
-          <w:i w:val="0"/>
-          <w:sz w:val="20"/>
-        </w:rPr>
-        <w:t>Negative Marks: 0.25</w:t>
+        <w:t xml:space="preserve">Answer: a</w:t>
       </w:r>
     </w:p>
     <w:p>
-      <w:pPr>
-        <w:spacing w:after="40" w:before="120"/>
-      </w:pPr>
       <w:r>
-        <w:rPr>
-          <w:b w:val="0"/>
-          <w:i w:val="0"/>
-          <w:sz w:val="22"/>
-        </w:rPr>
-        <w:t>Question: Which finding is characteristic of measles (rubeola) in the prodromal phase?</w:t>
+        <w:t xml:space="preserve">Solution: Pursed-lip breathing: inhale through the nose, then exhale slowly through pursed lips (about twice as long as inhalation) to keep airways open.</w:t>
       </w:r>
     </w:p>
     <w:p>
-      <w:pPr>
-        <w:spacing w:after="0" w:before="0"/>
-      </w:pPr>
       <w:r>
-        <w:rPr>
-          <w:b w:val="0"/>
-          <w:i w:val="0"/>
-          <w:sz w:val="22"/>
-        </w:rPr>
-        <w:t>(a) Koplik spots—tiny white lesions on the buccal mucosa</w:t>
+        <w:t xml:space="preserve">Positive Marks: 1</w:t>
       </w:r>
     </w:p>
     <w:p>
-      <w:pPr>
-        <w:spacing w:after="0" w:before="0"/>
-      </w:pPr>
       <w:r>
-        <w:rPr>
-          <w:b w:val="0"/>
-          <w:i w:val="0"/>
-          <w:sz w:val="22"/>
-        </w:rPr>
-        <w:t>(b) Currant-jelly stools</w:t>
+        <w:t xml:space="preserve">Negative Marks: 0.25</w:t>
       </w:r>
     </w:p>
     <w:p>
-      <w:pPr>
-        <w:spacing w:after="0" w:before="0"/>
-      </w:pPr>
       <w:r>
-        <w:rPr>
-          <w:b w:val="0"/>
-          <w:i w:val="0"/>
-          <w:sz w:val="22"/>
-        </w:rPr>
-        <w:t>(c) Saddle-nose deformity</w:t>
+        <w:t xml:space="preserve"/>
       </w:r>
     </w:p>
     <w:p>
-      <w:pPr>
-        <w:spacing w:after="0" w:before="0"/>
-      </w:pPr>
       <w:r>
-        <w:rPr>
-          <w:b w:val="0"/>
-          <w:i w:val="0"/>
-          <w:sz w:val="22"/>
-        </w:rPr>
-        <w:t>(d) Petechial rash on the trunk</w:t>
+        <w:t xml:space="preserve">Question: A client is prescribed an antiemetic for chemotherapy-induced nausea. Which nursing action is correct?</w:t>
       </w:r>
     </w:p>
     <w:p>
-      <w:pPr>
-        <w:spacing w:after="0" w:before="40"/>
-      </w:pPr>
       <w:r>
-        <w:rPr>
-          <w:b/>
-          <w:i w:val="0"/>
-          <w:sz w:val="22"/>
-        </w:rPr>
-        <w:t>Answer: a</w:t>
+        <w:t xml:space="preserve">(a) Administer the antiemetic before chemotherapy as ordered</w:t>
       </w:r>
     </w:p>
     <w:p>
-      <w:pPr>
-        <w:spacing w:after="0" w:before="0"/>
-      </w:pPr>
       <w:r>
-        <w:rPr>
-          <w:b w:val="0"/>
-          <w:i w:val="0"/>
-          <w:sz w:val="21"/>
-        </w:rPr>
-        <w:t>Solution: Koplik spots (bluish-white dots on the buccal mucosa) appear 1-2 days before the measles rash. Currant-jelly stools suggest intussusception; petechiae suggest meningococcemia or ITP.</w:t>
+        <w:t xml:space="preserve">(b) Wait until the client vomits</w:t>
       </w:r>
     </w:p>
     <w:p>
-      <w:pPr>
-        <w:spacing w:after="0" w:before="0"/>
-      </w:pPr>
       <w:r>
-        <w:rPr>
-          <w:b w:val="0"/>
-          <w:i w:val="0"/>
-          <w:sz w:val="20"/>
-        </w:rPr>
-        <w:t>Positive Marks: 1</w:t>
+        <w:t xml:space="preserve">(c) Give the antiemetic only at bedtime</w:t>
       </w:r>
     </w:p>
     <w:p>
-      <w:pPr>
-        <w:spacing w:after="160" w:before="0"/>
-      </w:pPr>
       <w:r>
-        <w:rPr>
-          <w:b w:val="0"/>
-          <w:i w:val="0"/>
-          <w:sz w:val="20"/>
-        </w:rPr>
-        <w:t>Negative Marks: 0.25</w:t>
+        <w:t xml:space="preserve">(d) Skip the antiemetic to avoid side effects</w:t>
       </w:r>
     </w:p>
     <w:p>
-      <w:pPr>
-        <w:spacing w:after="40" w:before="120"/>
-      </w:pPr>
       <w:r>
-        <w:rPr>
-          <w:b w:val="0"/>
-          <w:i w:val="0"/>
-          <w:sz w:val="22"/>
-        </w:rPr>
-        <w:t>Question: Which instruction is correct for a child with chickenpox (varicella)?</w:t>
+        <w:t xml:space="preserve">Answer: a</w:t>
       </w:r>
     </w:p>
     <w:p>
-      <w:pPr>
-        <w:spacing w:after="0" w:before="0"/>
-      </w:pPr>
       <w:r>
-        <w:rPr>
-          <w:b w:val="0"/>
-          <w:i w:val="0"/>
-          <w:sz w:val="22"/>
-        </w:rPr>
-        <w:t>(a) Keep the nails short, use cool compresses and calamine, and avoid aspirin</w:t>
+        <w:t xml:space="preserve">Solution: Antiemetics are often given prophylactically before chemotherapy to prevent nausea and vomiting. The client's response is then monitored.</w:t>
       </w:r>
     </w:p>
     <w:p>
-      <w:pPr>
-        <w:spacing w:after="0" w:before="0"/>
-      </w:pPr>
       <w:r>
-        <w:rPr>
-          <w:b w:val="0"/>
-          <w:i w:val="0"/>
-          <w:sz w:val="22"/>
-        </w:rPr>
-        <w:t>(b) Apply aspirin to reduce fever</w:t>
+        <w:t xml:space="preserve">Positive Marks: 1</w:t>
       </w:r>
     </w:p>
     <w:p>
-      <w:pPr>
-        <w:spacing w:after="0" w:before="0"/>
-      </w:pPr>
       <w:r>
-        <w:rPr>
-          <w:b w:val="0"/>
-          <w:i w:val="0"/>
-          <w:sz w:val="22"/>
-        </w:rPr>
-        <w:t>(c) Scrub the vesicles with soap to prevent spread</w:t>
+        <w:t xml:space="preserve">Negative Marks: 0.25</w:t>
       </w:r>
     </w:p>
     <w:p>
-      <w:pPr>
-        <w:spacing w:after="0" w:before="0"/>
-      </w:pPr>
       <w:r>
-        <w:rPr>
-          <w:b w:val="0"/>
-          <w:i w:val="0"/>
-          <w:sz w:val="22"/>
-        </w:rPr>
-        <w:t>(d) Keep the child in direct sunlight to dry the rash</w:t>
+        <w:t xml:space="preserve"/>
       </w:r>
     </w:p>
     <w:p>
-      <w:pPr>
-        <w:spacing w:after="0" w:before="40"/>
-      </w:pPr>
       <w:r>
-        <w:rPr>
-          <w:b/>
-          <w:i w:val="0"/>
-          <w:sz w:val="22"/>
-        </w:rPr>
-        <w:t>Answer: a</w:t>
+        <w:t xml:space="preserve">Question: A client with a diagnosis of acute gastroenteritis is prescribed oral rehydration solution (ORS). The nurse should teach the client that ORS:</w:t>
       </w:r>
     </w:p>
     <w:p>
-      <w:pPr>
-        <w:spacing w:after="0" w:before="0"/>
-      </w:pPr>
       <w:r>
-        <w:rPr>
-          <w:b w:val="0"/>
-          <w:i w:val="0"/>
-          <w:sz w:val="21"/>
-        </w:rPr>
-        <w:t>Solution: Varicella care: keep nails short to prevent scratching, cool compresses/calamine for itching, and acetaminophen (NOT aspirin—Reye syndrome risk) for fever. Vesicles should not be broken or scrubbed.</w:t>
+        <w:t xml:space="preserve">(a) Replaces fluids and electrolytes lost in diarrhea</w:t>
       </w:r>
     </w:p>
     <w:p>
-      <w:pPr>
-        <w:spacing w:after="0" w:before="0"/>
-      </w:pPr>
       <w:r>
-        <w:rPr>
-          <w:b w:val="0"/>
-          <w:i w:val="0"/>
-          <w:sz w:val="20"/>
-        </w:rPr>
-        <w:t>Positive Marks: 1</w:t>
+        <w:t xml:space="preserve">(b) Stops diarrhea immediately</w:t>
       </w:r>
     </w:p>
     <w:p>
-      <w:pPr>
-        <w:spacing w:after="160" w:before="0"/>
-      </w:pPr>
       <w:r>
-        <w:rPr>
-          <w:b w:val="0"/>
-          <w:i w:val="0"/>
-          <w:sz w:val="20"/>
-        </w:rPr>
-        <w:t>Negative Marks: 0.25</w:t>
+        <w:t xml:space="preserve">(c) Is a substitute for antibiotics</w:t>
       </w:r>
     </w:p>
     <w:p>
-      <w:pPr>
-        <w:spacing w:after="40" w:before="120"/>
-      </w:pPr>
       <w:r>
-        <w:rPr>
-          <w:b w:val="0"/>
-          <w:i w:val="0"/>
-          <w:sz w:val="22"/>
-        </w:rPr>
-        <w:t>Question: Which statement about mumps is correct?</w:t>
+        <w:t xml:space="preserve">(d) Should be given instead of water at all times</w:t>
       </w:r>
     </w:p>
     <w:p>
-      <w:pPr>
-        <w:spacing w:after="0" w:before="0"/>
-      </w:pPr>
       <w:r>
-        <w:rPr>
-          <w:b w:val="0"/>
-          <w:i w:val="0"/>
-          <w:sz w:val="22"/>
-        </w:rPr>
-        <w:t>(a) The child should be given a soft diet because chewing may be painful, and orchitis may occur in adolescent males</w:t>
+        <w:t xml:space="preserve">Answer: a</w:t>
       </w:r>
     </w:p>
     <w:p>
-      <w:pPr>
-        <w:spacing w:after="0" w:before="0"/>
-      </w:pPr>
       <w:r>
-        <w:rPr>
-          <w:b w:val="0"/>
-          <w:i w:val="0"/>
-          <w:sz w:val="22"/>
-        </w:rPr>
-        <w:t>(b) Mumps causes a vesicular rash</w:t>
+        <w:t xml:space="preserve">Solution: ORS replaces water and electrolytes lost in diarrhea, preventing dehydration. It does not stop diarrhea or replace antibiotics, and plain water is still needed for maintenance.</w:t>
       </w:r>
     </w:p>
     <w:p>
-      <w:pPr>
-        <w:spacing w:after="0" w:before="0"/>
-      </w:pPr>
       <w:r>
-        <w:rPr>
-          <w:b w:val="0"/>
-          <w:i w:val="0"/>
-          <w:sz w:val="22"/>
-        </w:rPr>
-        <w:t>(c) Antibiotics are the main treatment</w:t>
+        <w:t xml:space="preserve">Positive Marks: 1</w:t>
       </w:r>
     </w:p>
     <w:p>
-      <w:pPr>
-        <w:spacing w:after="0" w:before="0"/>
-      </w:pPr>
       <w:r>
-        <w:rPr>
-          <w:b w:val="0"/>
-          <w:i w:val="0"/>
-          <w:sz w:val="22"/>
-        </w:rPr>
-        <w:t>(d) The parotid swelling usually appears first on both sides simultaneously</w:t>
+        <w:t xml:space="preserve">Negative Marks: 0.25</w:t>
       </w:r>
     </w:p>
     <w:p>
-      <w:pPr>
-        <w:spacing w:after="0" w:before="40"/>
-      </w:pPr>
       <w:r>
-        <w:rPr>
-          <w:b/>
-          <w:i w:val="0"/>
-          <w:sz w:val="22"/>
-        </w:rPr>
-        <w:t>Answer: a</w:t>
+        <w:t xml:space="preserve"/>
       </w:r>
     </w:p>
     <w:p>
-      <w:pPr>
-        <w:spacing w:after="0" w:before="0"/>
-      </w:pPr>
       <w:r>
-        <w:rPr>
-          <w:b w:val="0"/>
-          <w:i w:val="0"/>
-          <w:sz w:val="21"/>
-        </w:rPr>
-        <w:t>Solution: Mumps (parotitis) makes chewing painful, so a soft bland diet is advised; adolescent males may develop orchitis. It is viral (no antibiotics), and swelling often begins on one side then the other.</w:t>
+        <w:t xml:space="preserve">Question: A nurse is caring for a client with a diagnosis of hepatitis B. Which precaution is most important?</w:t>
       </w:r>
     </w:p>
     <w:p>
-      <w:pPr>
-        <w:spacing w:after="0" w:before="0"/>
-      </w:pPr>
       <w:r>
-        <w:rPr>
-          <w:b w:val="0"/>
-          <w:i w:val="0"/>
-          <w:sz w:val="20"/>
-        </w:rPr>
-        <w:t>Positive Marks: 1</w:t>
+        <w:t xml:space="preserve">(a) Standard precautions with careful handling of blood and body fluids</w:t>
       </w:r>
     </w:p>
     <w:p>
-      <w:pPr>
-        <w:spacing w:after="160" w:before="0"/>
-      </w:pPr>
       <w:r>
-        <w:rPr>
-          <w:b w:val="0"/>
-          <w:i w:val="0"/>
-          <w:sz w:val="20"/>
-        </w:rPr>
-        <w:t>Negative Marks: 0.25</w:t>
+        <w:t xml:space="preserve">(b) Droplet precautions</w:t>
       </w:r>
     </w:p>
     <w:p>
-      <w:pPr>
-        <w:spacing w:after="40" w:before="120"/>
-      </w:pPr>
       <w:r>
-        <w:rPr>
-          <w:b w:val="0"/>
-          <w:i w:val="0"/>
-          <w:sz w:val="22"/>
-        </w:rPr>
-        <w:t>Question: Screening for cervical cancer in asymptomatic women is an example of which level of prevention?</w:t>
+        <w:t xml:space="preserve">(c) Airborne precautions</w:t>
       </w:r>
     </w:p>
     <w:p>
-      <w:pPr>
-        <w:spacing w:after="0" w:before="0"/>
-      </w:pPr>
       <w:r>
-        <w:rPr>
-          <w:b w:val="0"/>
-          <w:i w:val="0"/>
-          <w:sz w:val="22"/>
-        </w:rPr>
-        <w:t>(a) Secondary prevention</w:t>
+        <w:t xml:space="preserve">(d) No precautions are needed</w:t>
       </w:r>
     </w:p>
     <w:p>
-      <w:pPr>
-        <w:spacing w:after="0" w:before="0"/>
-      </w:pPr>
       <w:r>
-        <w:rPr>
-          <w:b w:val="0"/>
-          <w:i w:val="0"/>
-          <w:sz w:val="22"/>
-        </w:rPr>
-        <w:t>(b) Primordial prevention</w:t>
+        <w:t xml:space="preserve">Answer: a</w:t>
       </w:r>
     </w:p>
     <w:p>
-      <w:pPr>
-        <w:spacing w:after="0" w:before="0"/>
-      </w:pPr>
       <w:r>
-        <w:rPr>
-          <w:b w:val="0"/>
-          <w:i w:val="0"/>
-          <w:sz w:val="22"/>
-        </w:rPr>
-        <w:t>(c) Primary prevention</w:t>
+        <w:t xml:space="preserve">Solution: Hepatitis B is transmitted through blood and body fluids; standard precautions with gloves, safe sharps handling, and avoidance of exposure are essential.</w:t>
       </w:r>
     </w:p>
     <w:p>
-      <w:pPr>
-        <w:spacing w:after="0" w:before="0"/>
-      </w:pPr>
       <w:r>
-        <w:rPr>
-          <w:b w:val="0"/>
-          <w:i w:val="0"/>
-          <w:sz w:val="22"/>
-        </w:rPr>
-        <w:t>(d) Tertiary prevention</w:t>
+        <w:t xml:space="preserve">Positive Marks: 1</w:t>
       </w:r>
     </w:p>
     <w:p>
-      <w:pPr>
-        <w:spacing w:after="0" w:before="40"/>
-      </w:pPr>
       <w:r>
-        <w:rPr>
-          <w:b/>
-          <w:i w:val="0"/>
-          <w:sz w:val="22"/>
-        </w:rPr>
-        <w:t>Answer: a</w:t>
+        <w:t xml:space="preserve">Negative Marks: 0.25</w:t>
       </w:r>
     </w:p>
     <w:p>
-      <w:pPr>
-        <w:spacing w:after="0" w:before="0"/>
-      </w:pPr>
       <w:r>
-        <w:rPr>
-          <w:b w:val="0"/>
-          <w:i w:val="0"/>
-          <w:sz w:val="21"/>
-        </w:rPr>
-        <w:t>Solution: Secondary prevention detects disease early in asymptomatic individuals (screening—Pap smear, mammography, BP checks). Primary prevention prevents disease occurrence (immunization); tertiary prevents complications of established disease.</w:t>
+        <w:t xml:space="preserve"/>
       </w:r>
     </w:p>
     <w:p>
-      <w:pPr>
-        <w:spacing w:after="0" w:before="0"/>
-      </w:pPr>
       <w:r>
-        <w:rPr>
-          <w:b w:val="0"/>
-          <w:i w:val="0"/>
-          <w:sz w:val="20"/>
-        </w:rPr>
-        <w:t>Positive Marks: 1</w:t>
+        <w:t xml:space="preserve">Question: A client with a diagnosis of hyperkalemia is placed on a cardiac monitor. Which ECG change indicates worsening hyperkalemia?</w:t>
       </w:r>
     </w:p>
     <w:p>
-      <w:pPr>
-        <w:spacing w:after="160" w:before="0"/>
-      </w:pPr>
       <w:r>
-        <w:rPr>
-          <w:b w:val="0"/>
-          <w:i w:val="0"/>
-          <w:sz w:val="20"/>
-        </w:rPr>
-        <w:t>Negative Marks: 0.25</w:t>
+        <w:t xml:space="preserve">(a) Widening of the QRS complex</w:t>
       </w:r>
     </w:p>
     <w:p>
-      <w:pPr>
-        <w:spacing w:after="40" w:before="120"/>
-      </w:pPr>
       <w:r>
-        <w:rPr>
-          <w:b w:val="0"/>
-          <w:i w:val="0"/>
-          <w:sz w:val="22"/>
-        </w:rPr>
-        <w:t>Question: Which disease is typically transmitted through contaminated water and is a major cause of outbreaks during floods?</w:t>
+        <w:t xml:space="preserve">(b) Narrow QRS</w:t>
       </w:r>
     </w:p>
     <w:p>
-      <w:pPr>
-        <w:spacing w:after="0" w:before="0"/>
-      </w:pPr>
       <w:r>
-        <w:rPr>
-          <w:b w:val="0"/>
-          <w:i w:val="0"/>
-          <w:sz w:val="22"/>
-        </w:rPr>
-        <w:t>(a) Cholera</w:t>
+        <w:t xml:space="preserve">(c) Prominent U waves</w:t>
       </w:r>
     </w:p>
     <w:p>
-      <w:pPr>
-        <w:spacing w:after="0" w:before="0"/>
-      </w:pPr>
       <w:r>
-        <w:rPr>
-          <w:b w:val="0"/>
-          <w:i w:val="0"/>
-          <w:sz w:val="22"/>
-        </w:rPr>
-        <w:t>(b) Measles</w:t>
+        <w:t xml:space="preserve">(d) Prolonged PR interval only</w:t>
       </w:r>
     </w:p>
     <w:p>
-      <w:pPr>
-        <w:spacing w:after="0" w:before="0"/>
-      </w:pPr>
       <w:r>
-        <w:rPr>
-          <w:b w:val="0"/>
-          <w:i w:val="0"/>
-          <w:sz w:val="22"/>
-        </w:rPr>
-        <w:t>(c) Scabies</w:t>
+        <w:t xml:space="preserve">Answer: a</w:t>
       </w:r>
     </w:p>
     <w:p>
-      <w:pPr>
-        <w:spacing w:after="0" w:before="0"/>
-      </w:pPr>
       <w:r>
-        <w:rPr>
-          <w:b w:val="0"/>
-          <w:i w:val="0"/>
-          <w:sz w:val="22"/>
-        </w:rPr>
-        <w:t>(d) Malaria</w:t>
+        <w:t xml:space="preserve">Solution: As hyperkalemia worsens, the QRS widens and the P wave disappears, progressing to ventricular fibrillation. Peaked T waves appear early.</w:t>
       </w:r>
     </w:p>
     <w:p>
-      <w:pPr>
-        <w:spacing w:after="0" w:before="40"/>
-      </w:pPr>
       <w:r>
-        <w:rPr>
-          <w:b/>
-          <w:i w:val="0"/>
-          <w:sz w:val="22"/>
-        </w:rPr>
-        <w:t>Answer: a</w:t>
+        <w:t xml:space="preserve">Positive Marks: 1</w:t>
       </w:r>
     </w:p>
     <w:p>
-      <w:pPr>
-        <w:spacing w:after="0" w:before="0"/>
-      </w:pPr>
       <w:r>
-        <w:rPr>
-          <w:b w:val="0"/>
-          <w:i w:val="0"/>
-          <w:sz w:val="21"/>
-        </w:rPr>
-        <w:t>Solution: Cholera spreads through fecally contaminated water and food and causes explosive outbreaks, especially when sanitation breaks down in floods. Measles is airborne, scabies by skin contact, and malaria by mosquitoes.</w:t>
+        <w:t xml:space="preserve">Negative Marks: 0.25</w:t>
       </w:r>
     </w:p>
     <w:p>
-      <w:pPr>
-        <w:spacing w:after="0" w:before="0"/>
-      </w:pPr>
       <w:r>
-        <w:rPr>
-          <w:b w:val="0"/>
-          <w:i w:val="0"/>
-          <w:sz w:val="20"/>
-        </w:rPr>
-        <w:t>Positive Marks: 1</w:t>
+        <w:t xml:space="preserve"/>
       </w:r>
     </w:p>
     <w:p>
-      <w:pPr>
-        <w:spacing w:after="160" w:before="0"/>
-      </w:pPr>
       <w:r>
-        <w:rPr>
-          <w:b w:val="0"/>
-          <w:i w:val="0"/>
-          <w:sz w:val="20"/>
-        </w:rPr>
-        <w:t>Negative Marks: 0.25</w:t>
+        <w:t xml:space="preserve">Question: A client is prescribed a laxative for constipation. The nurse should teach the client to:</w:t>
+      </w:r>
+    </w:p>
+    <w:p>
+      <w:r>
+        <w:t xml:space="preserve">(a) Use laxatives only as directed and not rely on them habitually</w:t>
+      </w:r>
+    </w:p>
+    <w:p>
+      <w:r>
+        <w:t xml:space="preserve">(b) Take laxatives daily without consulting anyone</w:t>
+      </w:r>
+    </w:p>
+    <w:p>
+      <w:r>
+        <w:t xml:space="preserve">(c) Ignore the urge to defecate</w:t>
+      </w:r>
+    </w:p>
+    <w:p>
+      <w:r>
+        <w:t xml:space="preserve">(d) Restrict fluids while taking laxatives</w:t>
+      </w:r>
+    </w:p>
+    <w:p>
+      <w:r>
+        <w:t xml:space="preserve">Answer: a</w:t>
+      </w:r>
+    </w:p>
+    <w:p>
+      <w:r>
+        <w:t xml:space="preserve">Solution: Laxatives are used short-term and as directed; habitual use can cause dependency and electrolyte imbalance. Fiber, fluids, and activity prevent constipation.</w:t>
+      </w:r>
+    </w:p>
+    <w:p>
+      <w:r>
+        <w:t xml:space="preserve">Positive Marks: 1</w:t>
+      </w:r>
+    </w:p>
+    <w:p>
+      <w:r>
+        <w:t xml:space="preserve">Negative Marks: 0.25</w:t>
+      </w:r>
+    </w:p>
+    <w:p>
+      <w:r>
+        <w:t xml:space="preserve"/>
+      </w:r>
+    </w:p>
+    <w:p>
+      <w:r>
+        <w:t xml:space="preserve">Question: A client with a diagnosis of acute myocardial infarction is receiving oxygen. Which assessment indicates that the client's condition is stable?</w:t>
+      </w:r>
+    </w:p>
+    <w:p>
+      <w:r>
+        <w:t xml:space="preserve">(a) Oxygen saturation of 95% with clear lung sounds</w:t>
+      </w:r>
+    </w:p>
+    <w:p>
+      <w:r>
+        <w:t xml:space="preserve">(b) Persistent chest pain</w:t>
+      </w:r>
+    </w:p>
+    <w:p>
+      <w:r>
+        <w:t xml:space="preserve">(c) Dropping blood pressure</w:t>
+      </w:r>
+    </w:p>
+    <w:p>
+      <w:r>
+        <w:t xml:space="preserve">(d) New arrhythmias</w:t>
+      </w:r>
+    </w:p>
+    <w:p>
+      <w:r>
+        <w:t xml:space="preserve">Answer: a</w:t>
+      </w:r>
+    </w:p>
+    <w:p>
+      <w:r>
+        <w:t xml:space="preserve">Solution: Adequate oxygenation with clear lungs and stable vital signs indicate improvement. Chest pain, hypotension, and arrhythmias indicate ongoing ischemia or complications.</w:t>
+      </w:r>
+    </w:p>
+    <w:p>
+      <w:r>
+        <w:t xml:space="preserve">Positive Marks: 1</w:t>
+      </w:r>
+    </w:p>
+    <w:p>
+      <w:r>
+        <w:t xml:space="preserve">Negative Marks: 0.25</w:t>
       </w:r>
     </w:p>
     <w:sectPr>
       <w:pgSz w:w="12240" w:h="15840"/>
-      <w:pgMar w:top="864" w:right="1008" w:bottom="864" w:left="1008" w:header="720" w:footer="720" w:gutter="0"/>
+      <w:pgMar w:top="1440" w:right="1800" w:bottom="1440" w:left="1800" w:header="720" w:footer="720" w:gutter="0"/>
       <w:cols w:space="720"/>
       <w:docGrid w:linePitch="360"/>
     </w:sectPr>
@@ -2715,10 +1365,6 @@
     <w:name w:val="Normal"/>
     <w:qFormat/>
     <w:rsid w:val="00FC693F"/>
-    <w:rPr>
-      <w:rFonts w:ascii="Calibri" w:hAnsi="Calibri"/>
-      <w:sz w:val="22"/>
-    </w:rPr>
   </w:style>
   <w:style w:type="paragraph" w:styleId="Header">
     <w:name w:val="header"/>
